--- a/docs/general-english/A2/release/units/a21-u02.docx
+++ b/docs/general-english/A2/release/units/a21-u02.docx
@@ -5278,7 +5278,7 @@
       <w:r>
         <w:drawing>
           <wp:inline>
-            <wp:extent cx="5724525" cy="2095500"/>
+            <wp:extent cx="5724525" cy="2133600"/>
             <wp:effectExtent b="0" l="0" r="0" t="0"/>
             <wp:docPr descr="The five things this task counts, as chips above four empty bins -- some, any, much and many. Which chip goes in which bin is the exercise, so none of them is placed. Three of the five cannot be counted one by one, and that is what the sort is for." title="" id="60" name="Picture"/>
             <a:graphic>
@@ -5299,7 +5299,7 @@
                   <pic:spPr bwMode="auto">
                     <a:xfrm>
                       <a:off x="0" y="0"/>
-                      <a:ext cx="5724525" cy="2095500"/>
+                      <a:ext cx="5724525" cy="2133600"/>
                     </a:xfrm>
                     <a:prstGeom prst="rect">
                       <a:avLst/>
@@ -5458,7 +5458,7 @@
       <w:r>
         <w:drawing>
           <wp:inline>
-            <wp:extent cx="5724525" cy="1857375"/>
+            <wp:extent cx="5724525" cy="2190750"/>
             <wp:effectExtent b="0" l="0" r="0" t="0"/>
             <wp:docPr descr="One correction worked through -- the wrong form struck out and the right one beside it -- and then three more sentences with an empty line for the learner to write the correct form." title="" id="63" name="Picture"/>
             <a:graphic>
@@ -5479,7 +5479,7 @@
                   <pic:spPr bwMode="auto">
                     <a:xfrm>
                       <a:off x="0" y="0"/>
-                      <a:ext cx="5724525" cy="1857375"/>
+                      <a:ext cx="5724525" cy="2190750"/>
                     </a:xfrm>
                     <a:prstGeom prst="rect">
                       <a:avLst/>
@@ -12043,7 +12043,7 @@
       <w:r>
         <w:drawing>
           <wp:inline>
-            <wp:extent cx="5724525" cy="2371725"/>
+            <wp:extent cx="5724525" cy="2609850"/>
             <wp:effectExtent b="0" l="0" r="0" t="0"/>
             <wp:docPr descr="The decision task as one question and three branches, with what each one costs: leave it alone and the pile is bigger every week; ask the other neighbours, because somebody usually knows more; or write to the council, who can find the owner but ask questions you cannot answer yet." title="" id="132" name="Picture"/>
             <a:graphic>
@@ -12064,7 +12064,7 @@
                   <pic:spPr bwMode="auto">
                     <a:xfrm>
                       <a:off x="0" y="0"/>
-                      <a:ext cx="5724525" cy="2371725"/>
+                      <a:ext cx="5724525" cy="2609850"/>
                     </a:xfrm>
                     <a:prstGeom prst="rect">
                       <a:avLst/>
@@ -12242,7 +12242,7 @@
           <wp:inline>
             <wp:extent cx="5724525" cy="2095500"/>
             <wp:effectExtent b="0" l="0" r="0" t="0"/>
-            <wp:docPr descr="The eight words of the spiral review bank, in bank order: balcony, cupboard, neighbour, there is, there are, much, many, commute." title="" id="135" name="Picture"/>
+            <wp:docPr descr="The eight words of the spiral review bank, in bank order: there is, commute, balcony, much, neighbour, cupboard, there are, many." title="" id="135" name="Picture"/>
             <a:graphic>
               <a:graphicData uri="http://schemas.openxmlformats.org/drawingml/2006/picture">
                 <pic:pic>
@@ -12361,7 +12361,7 @@
         <w:t xml:space="preserve"> </w:t>
       </w:r>
       <w:r>
-        <w:t xml:space="preserve">balcony | cupboard | neighbour | there is | there are | much | many | commute</w:t>
+        <w:t xml:space="preserve">there is | commute | balcony | much | neighbour | cupboard | there are | many</w:t>
       </w:r>
     </w:p>
     <w:p>
